--- a/FindCare/architectureAndDesign/EPIC-006-F-025-Provider-Detail-design-v3.docx
+++ b/FindCare/architectureAndDesign/EPIC-006-F-025-Provider-Detail-design-v3.docx
@@ -1041,7 +1041,7 @@
     </w:p>
     <w:p>
       <w:r>
-        <w:t>Existing helper to reuse: pipeline/Code/process_assignment_activity.py _call_google_maps_for_addresses provides the same lookup with the result-shape parsing already done. The Provider Detail flow can import that helper directly or factor it out into a shared module under FrontEndApplicationLib/.</w:t>
+        <w:t>Existing helper to reuse: pipeline/Code/process_assignment_activity.py _call_google_maps_for_addresses provides the same lookup with the result-shape parsing already done. The Provider Detail flow can import that helper directly or factor it out into a shared module under ChatHealthyLib/.</w:t>
       </w:r>
     </w:p>
     <w:p>
@@ -1396,7 +1396,7 @@
         <w:pStyle w:val="ListBullet"/>
       </w:pPr>
       <w:r>
-        <w:t>Q1 — Google Maps helper sharing: SHARED. The pipeline helper (_call_google_maps_for_addresses) is the same individual-call shape we want here; factor it into FrontEndApplicationLib/ so both the pipeline and the Provider Detail flow import it. Difference to flag in the shared helper's docstring: the pipeline batches calls, the Provider Detail flow does not.</w:t>
+        <w:t>Q1 — Google Maps helper sharing: SHARED. The pipeline helper (_call_google_maps_for_addresses) is the same individual-call shape we want here; factor it into ChatHealthyLib/ so both the pipeline and the Provider Detail flow import it. Difference to flag in the shared helper's docstring: the pipeline batches calls, the Provider Detail flow does not.</w:t>
       </w:r>
     </w:p>
     <w:p>
